--- a/REDACTION/chapitre6/Chapitre6_Perspectives_et_extension.docx
+++ b/REDACTION/chapitre6/Chapitre6_Perspectives_et_extension.docx
@@ -146,7 +146,7 @@
     </w:p>
     <w:p>
       <w:r>
-        <w:t xml:space="preserve">Le PSO-PID a la plus petite IAE sur les cinq scénarios (section 5.5.1). Sur S10, l'adaptation poursuivie réduit pourtant l'IAE de 61 % pour le PINN-PID et de 41 % pour l'ELM-PID (section 5.4.1). L'expérience qui découle directement du chapitre 5 est d'associer les deux : des gains de départ réglés hors ligne par essaim particulaire [Gaing, 2004], puis adaptés en ligne. L'ensemble des gains admissibles de l'ELM-PID, construit autour du départ de Ziegler-Nichols, devrait être recalculé autour du nouveau départ. La version hybride serait comparée au PSO-PID seul sur les cinq scénarios, avec la règle de séparation. Si l'écart n'est pas séparé, la conclusion sera que l'adaptation n'apporte rien à un PID fixe bien réglé sur ces scénarios.</w:t>
+        <w:t xml:space="preserve">Le PSO-PID a la plus petite IAE sur les cinq scénarios (section 5.5.1). Sur S10, l'adaptation poursuivie réduit pourtant l'IAE de 61 % pour le PINN-PID et de 41 % pour l'ELM-PID (section 5.4.1). L'expérience qui découle directement du chapitre 5 est d'associer les deux : des gains de départ réglés hors ligne par essaim particulaire [Gaing, 2004], puis adaptés en ligne. L'ensemble admissible des gains de l'ELM-PID, construit autour du départ de Ziegler-Nichols, devrait être recalculé autour du nouveau départ. La version hybride serait comparée au PSO-PID seul sur les cinq scénarios, avec la règle de séparation. Si l'écart n'est pas séparé, la conclusion sera que l'adaptation n'apporte rien à un PID fixe bien réglé sur ces scénarios.</w:t>
       </w:r>
     </w:p>
     <w:p>
@@ -159,7 +159,7 @@
     </w:p>
     <w:p>
       <w:r>
-        <w:t xml:space="preserve">Le réseau ELM pèse peu dans le résultat (section 5.5.3). Sur S10, un jacobien constant fait aussi bien que lui (écart non séparé), la mise à jour en ligne OS-ELM [Liang et al., 2006] n'apporte rien de mesurable, et la corrélation du jacobien du réseau avec le jacobien vrai vaut −0,04. On peut chercher un identificateur qui suive vraiment ∂</w:t>
+        <w:t xml:space="preserve">Le réseau ELM pèse peu dans le résultat (section 5.5.3). Sur S10, un jacobien constant fait aussi bien que lui (écart non séparé), la mise à jour en ligne OS-ELM [Liang et al., 2006] n'apporte rien de mesurable, et la corrélation entre les logarithmes du jacobien du réseau et du jacobien vrai vaut −0,04. On peut chercher un identificateur qui suive vraiment ∂</w:t>
       </w:r>
       <w:r>
         <w:rPr>
@@ -179,7 +179,7 @@
         <w:t xml:space="preserve">d</w:t>
       </w:r>
       <w:r>
-        <w:t xml:space="preserve">. Le réseau actuel ne voit que les moyennes passées de la tension et du rapport cyclique ; une entrée de plus, le courant de l'inductance par exemple, est une piste à tester, pas un résultat acquis. Son jacobien serait comparé au jacobien vrai sur les mêmes 4 615 fenêtres de contrôle, puis l'ablation de la section 5.5.3 serait refaite. L'autre option est d'assumer une loi à jacobien constant, sans réseau à apprendre, et de la juger contre l'ELM-PID actuel sur les cinq scénarios.</w:t>
+        <w:t xml:space="preserve">. Le réseau actuel ne voit que des moyennes par fenêtre : la tension de sortie sur les deux fenêtres précédentes, le rapport cyclique sur la fenêtre courante et les deux précédentes ; une entrée de plus, le courant de l'inductance par exemple, est une piste à tester, pas un résultat acquis. Son jacobien serait comparé au jacobien vrai sur les mêmes 4 615 fenêtres de contrôle, puis l'ablation de la section 5.5.3 serait refaite. L'autre option est d'assumer une loi à jacobien constant, sans réseau à apprendre, et de la juger contre l'ELM-PID actuel sur les cinq scénarios.</w:t>
       </w:r>
     </w:p>
     <w:p>
@@ -231,9 +231,9 @@
         <w:tblLayout w:type="fixed"/>
       </w:tblPr>
       <w:tblGrid>
-        <w:gridCol w:w="3362"/>
-        <w:gridCol w:w="2500"/>
-        <w:gridCol w:w="2925"/>
+        <w:gridCol w:w="3447"/>
+        <w:gridCol w:w="2461"/>
+        <w:gridCol w:w="2879"/>
       </w:tblGrid>
       <w:tr>
         <w:trPr>
@@ -242,7 +242,7 @@
         </w:trPr>
         <w:tc>
           <w:tcPr>
-            <w:tcW w:type="dxa" w:w="3362"/>
+            <w:tcW w:type="dxa" w:w="3447"/>
             <w:tcMar>
               <w:top w:type="dxa" w:w="40"/>
               <w:left w:type="dxa" w:w="80"/>
@@ -267,7 +267,7 @@
         </w:tc>
         <w:tc>
           <w:tcPr>
-            <w:tcW w:type="dxa" w:w="2500"/>
+            <w:tcW w:type="dxa" w:w="2461"/>
             <w:tcMar>
               <w:top w:type="dxa" w:w="40"/>
               <w:left w:type="dxa" w:w="80"/>
@@ -292,7 +292,7 @@
         </w:tc>
         <w:tc>
           <w:tcPr>
-            <w:tcW w:type="dxa" w:w="2925"/>
+            <w:tcW w:type="dxa" w:w="2879"/>
             <w:tcMar>
               <w:top w:type="dxa" w:w="40"/>
               <w:left w:type="dxa" w:w="80"/>
@@ -323,7 +323,7 @@
         </w:trPr>
         <w:tc>
           <w:tcPr>
-            <w:tcW w:type="dxa" w:w="3362"/>
+            <w:tcW w:type="dxa" w:w="3447"/>
             <w:tcMar>
               <w:top w:type="dxa" w:w="40"/>
               <w:left w:type="dxa" w:w="80"/>
@@ -364,7 +364,7 @@
         </w:tc>
         <w:tc>
           <w:tcPr>
-            <w:tcW w:type="dxa" w:w="2500"/>
+            <w:tcW w:type="dxa" w:w="2461"/>
             <w:tcMar>
               <w:top w:type="dxa" w:w="40"/>
               <w:left w:type="dxa" w:w="80"/>
@@ -415,7 +415,7 @@
         </w:tc>
         <w:tc>
           <w:tcPr>
-            <w:tcW w:type="dxa" w:w="2925"/>
+            <w:tcW w:type="dxa" w:w="2879"/>
             <w:tcMar>
               <w:top w:type="dxa" w:w="40"/>
               <w:left w:type="dxa" w:w="80"/>
@@ -442,28 +442,28 @@
         </w:trPr>
         <w:tc>
           <w:tcPr>
-            <w:tcW w:type="dxa" w:w="3362"/>
-            <w:tcMar>
-              <w:top w:type="dxa" w:w="40"/>
-              <w:left w:type="dxa" w:w="80"/>
-              <w:bottom w:type="dxa" w:w="40"/>
-              <w:right w:type="dxa" w:w="80"/>
-            </w:tcMar>
-            <w:vAlign w:val="center"/>
-          </w:tcPr>
-          <w:p>
-            <w:pPr>
-              <w:pStyle w:val="TexteTableau"/>
-              <w:jc w:val="left"/>
-            </w:pPr>
-            <w:r>
-              <w:t xml:space="preserve">Aucun scénario conçu pour traverser la conduction discontinue (5.2.2)</w:t>
-            </w:r>
-          </w:p>
-        </w:tc>
-        <w:tc>
-          <w:tcPr>
-            <w:tcW w:type="dxa" w:w="2500"/>
+            <w:tcW w:type="dxa" w:w="3447"/>
+            <w:tcMar>
+              <w:top w:type="dxa" w:w="40"/>
+              <w:left w:type="dxa" w:w="80"/>
+              <w:bottom w:type="dxa" w:w="40"/>
+              <w:right w:type="dxa" w:w="80"/>
+            </w:tcMar>
+            <w:vAlign w:val="center"/>
+          </w:tcPr>
+          <w:p>
+            <w:pPr>
+              <w:pStyle w:val="TexteTableau"/>
+              <w:jc w:val="left"/>
+            </w:pPr>
+            <w:r>
+              <w:t xml:space="preserve">Aucun scénario conçu pour traverser la conduction discontinue (non traité au chapitre 5 ; section 6.2.2)</w:t>
+            </w:r>
+          </w:p>
+        </w:tc>
+        <w:tc>
+          <w:tcPr>
+            <w:tcW w:type="dxa" w:w="2461"/>
             <w:tcMar>
               <w:top w:type="dxa" w:w="40"/>
               <w:left w:type="dxa" w:w="80"/>
@@ -484,7 +484,7 @@
         </w:tc>
         <w:tc>
           <w:tcPr>
-            <w:tcW w:type="dxa" w:w="2925"/>
+            <w:tcW w:type="dxa" w:w="2879"/>
             <w:tcMar>
               <w:top w:type="dxa" w:w="40"/>
               <w:left w:type="dxa" w:w="80"/>
@@ -511,7 +511,7 @@
         </w:trPr>
         <w:tc>
           <w:tcPr>
-            <w:tcW w:type="dxa" w:w="3362"/>
+            <w:tcW w:type="dxa" w:w="3447"/>
             <w:tcMar>
               <w:top w:type="dxa" w:w="40"/>
               <w:left w:type="dxa" w:w="80"/>
@@ -532,7 +532,7 @@
         </w:tc>
         <w:tc>
           <w:tcPr>
-            <w:tcW w:type="dxa" w:w="2500"/>
+            <w:tcW w:type="dxa" w:w="2461"/>
             <w:tcMar>
               <w:top w:type="dxa" w:w="40"/>
               <w:left w:type="dxa" w:w="80"/>
@@ -553,7 +553,7 @@
         </w:tc>
         <w:tc>
           <w:tcPr>
-            <w:tcW w:type="dxa" w:w="2925"/>
+            <w:tcW w:type="dxa" w:w="2879"/>
             <w:tcMar>
               <w:top w:type="dxa" w:w="40"/>
               <w:left w:type="dxa" w:w="80"/>
@@ -580,7 +580,7 @@
         </w:trPr>
         <w:tc>
           <w:tcPr>
-            <w:tcW w:type="dxa" w:w="3362"/>
+            <w:tcW w:type="dxa" w:w="3447"/>
             <w:tcMar>
               <w:top w:type="dxa" w:w="40"/>
               <w:left w:type="dxa" w:w="80"/>
@@ -601,7 +601,7 @@
         </w:tc>
         <w:tc>
           <w:tcPr>
-            <w:tcW w:type="dxa" w:w="2500"/>
+            <w:tcW w:type="dxa" w:w="2461"/>
             <w:tcMar>
               <w:top w:type="dxa" w:w="40"/>
               <w:left w:type="dxa" w:w="80"/>
@@ -622,7 +622,7 @@
         </w:tc>
         <w:tc>
           <w:tcPr>
-            <w:tcW w:type="dxa" w:w="2925"/>
+            <w:tcW w:type="dxa" w:w="2879"/>
             <w:tcMar>
               <w:top w:type="dxa" w:w="40"/>
               <w:left w:type="dxa" w:w="80"/>
@@ -649,7 +649,7 @@
         </w:trPr>
         <w:tc>
           <w:tcPr>
-            <w:tcW w:type="dxa" w:w="3362"/>
+            <w:tcW w:type="dxa" w:w="3447"/>
             <w:tcMar>
               <w:top w:type="dxa" w:w="40"/>
               <w:left w:type="dxa" w:w="80"/>
@@ -670,7 +670,7 @@
         </w:tc>
         <w:tc>
           <w:tcPr>
-            <w:tcW w:type="dxa" w:w="2500"/>
+            <w:tcW w:type="dxa" w:w="2461"/>
             <w:tcMar>
               <w:top w:type="dxa" w:w="40"/>
               <w:left w:type="dxa" w:w="80"/>
@@ -691,7 +691,7 @@
         </w:tc>
         <w:tc>
           <w:tcPr>
-            <w:tcW w:type="dxa" w:w="2925"/>
+            <w:tcW w:type="dxa" w:w="2879"/>
             <w:tcMar>
               <w:top w:type="dxa" w:w="40"/>
               <w:left w:type="dxa" w:w="80"/>
@@ -718,28 +718,28 @@
         </w:trPr>
         <w:tc>
           <w:tcPr>
-            <w:tcW w:type="dxa" w:w="3362"/>
-            <w:tcMar>
-              <w:top w:type="dxa" w:w="40"/>
-              <w:left w:type="dxa" w:w="80"/>
-              <w:bottom w:type="dxa" w:w="40"/>
-              <w:right w:type="dxa" w:w="80"/>
-            </w:tcMar>
-            <w:vAlign w:val="center"/>
-          </w:tcPr>
-          <w:p>
-            <w:pPr>
-              <w:pStyle w:val="TexteTableau"/>
-              <w:jc w:val="left"/>
-            </w:pPr>
-            <w:r>
-              <w:t xml:space="preserve">Corrélation de −0,04 avec le jacobien vrai ; OS-ELM sans effet (5.5.3)</w:t>
-            </w:r>
-          </w:p>
-        </w:tc>
-        <w:tc>
-          <w:tcPr>
-            <w:tcW w:type="dxa" w:w="2500"/>
+            <w:tcW w:type="dxa" w:w="3447"/>
+            <w:tcMar>
+              <w:top w:type="dxa" w:w="40"/>
+              <w:left w:type="dxa" w:w="80"/>
+              <w:bottom w:type="dxa" w:w="40"/>
+              <w:right w:type="dxa" w:w="80"/>
+            </w:tcMar>
+            <w:vAlign w:val="center"/>
+          </w:tcPr>
+          <w:p>
+            <w:pPr>
+              <w:pStyle w:val="TexteTableau"/>
+              <w:jc w:val="left"/>
+            </w:pPr>
+            <w:r>
+              <w:t xml:space="preserve">Corrélation de −0,04 (en logarithme) avec le jacobien vrai ; OS-ELM sans effet (5.5.3)</w:t>
+            </w:r>
+          </w:p>
+        </w:tc>
+        <w:tc>
+          <w:tcPr>
+            <w:tcW w:type="dxa" w:w="2461"/>
             <w:tcMar>
               <w:top w:type="dxa" w:w="40"/>
               <w:left w:type="dxa" w:w="80"/>
@@ -760,7 +760,7 @@
         </w:tc>
         <w:tc>
           <w:tcPr>
-            <w:tcW w:type="dxa" w:w="2925"/>
+            <w:tcW w:type="dxa" w:w="2879"/>
             <w:tcMar>
               <w:top w:type="dxa" w:w="40"/>
               <w:left w:type="dxa" w:w="80"/>
@@ -787,7 +787,7 @@
         </w:trPr>
         <w:tc>
           <w:tcPr>
-            <w:tcW w:type="dxa" w:w="3362"/>
+            <w:tcW w:type="dxa" w:w="3447"/>
             <w:tcMar>
               <w:top w:type="dxa" w:w="40"/>
               <w:left w:type="dxa" w:w="80"/>
@@ -808,7 +808,7 @@
         </w:tc>
         <w:tc>
           <w:tcPr>
-            <w:tcW w:type="dxa" w:w="2500"/>
+            <w:tcW w:type="dxa" w:w="2461"/>
             <w:tcMar>
               <w:top w:type="dxa" w:w="40"/>
               <w:left w:type="dxa" w:w="80"/>
@@ -829,7 +829,7 @@
         </w:tc>
         <w:tc>
           <w:tcPr>
-            <w:tcW w:type="dxa" w:w="2925"/>
+            <w:tcW w:type="dxa" w:w="2879"/>
             <w:tcMar>
               <w:top w:type="dxa" w:w="40"/>
               <w:left w:type="dxa" w:w="80"/>

--- a/REDACTION/chapitre6/Chapitre6_Perspectives_et_extension.docx
+++ b/REDACTION/chapitre6/Chapitre6_Perspectives_et_extension.docx
@@ -133,7 +133,7 @@
     </w:p>
     <w:p>
       <w:r>
-        <w:t xml:space="preserve">Sur S2 et S3, les gains restent immobiles pendant les perturbations (section 5.3.2). La boucle travaille par fenêtres de 0,5 ms ; quand elle se rouvre, 1,5 ms après l'événement, l'erreur est déjà sous la zone morte de 0,1 V. Pour agir pendant la perturbation, elle devrait être plus rapide que le PID qu'elle règle. Des fenêtres plus courtes moyennent l'erreur sur moins d'échantillons et la rapprochent du bruit ; la largeur des fenêtres et la zone morte sont donc à choisir ensemble, avant le calcul. Il faudrait compter les pas d'adaptation pendant F1 et F2, puis mesurer l'IAE de S2 et S3 et le coût de calcul (section 6.4).</w:t>
+        <w:t xml:space="preserve">Sur S2 et S3, les gains restent immobiles pendant les perturbations (section 5.3.2). La boucle travaille par fenêtres de 0,5 ms ; quand elle se rouvre, 1,5 ms après la fin de la fenêtre saturée, soit 1,5 à 2 ms après l'événement, l'erreur moyenne est déjà sous la zone morte de 0,1 V. Pour agir pendant la perturbation, elle devrait être plus rapide que le PID qu'elle règle. Des fenêtres plus courtes moyennent l'erreur sur moins d'échantillons et la rapprochent du bruit ; la largeur des fenêtres et la zone morte sont donc à choisir ensemble, avant le calcul. Il faudrait compter les pas d'adaptation pendant F1 et F2, puis mesurer l'IAE de S2 et S3 et le coût de calcul (section 6.4).</w:t>
       </w:r>
     </w:p>
     <w:p>
@@ -159,27 +159,7 @@
     </w:p>
     <w:p>
       <w:r>
-        <w:t xml:space="preserve">Le réseau ELM pèse peu dans le résultat (section 5.5.3). Sur S10, un jacobien constant fait aussi bien que lui (écart non séparé), la mise à jour en ligne OS-ELM [Liang et al., 2006] n'apporte rien de mesurable, et la corrélation entre les logarithmes du jacobien du réseau et du jacobien vrai vaut −0,04. On peut chercher un identificateur qui suive vraiment ∂</w:t>
-      </w:r>
-      <w:r>
-        <w:rPr>
-          <w:i/>
-          <w:iCs/>
-        </w:rPr>
-        <w:t xml:space="preserve">v</w:t>
-      </w:r>
-      <w:r>
-        <w:t xml:space="preserve">o/∂</w:t>
-      </w:r>
-      <w:r>
-        <w:rPr>
-          <w:i/>
-          <w:iCs/>
-        </w:rPr>
-        <w:t xml:space="preserve">d</w:t>
-      </w:r>
-      <w:r>
-        <w:t xml:space="preserve">. Le réseau actuel ne voit que des moyennes par fenêtre : la tension de sortie sur les deux fenêtres précédentes, le rapport cyclique sur la fenêtre courante et les deux précédentes ; une entrée de plus, le courant de l'inductance par exemple, est une piste à tester, pas un résultat acquis. Son jacobien serait comparé au jacobien vrai sur les mêmes 4 615 fenêtres de contrôle, puis l'ablation de la section 5.5.3 serait refaite. L'autre option est d'assumer une loi à jacobien constant, sans réseau à apprendre, et de la juger contre l'ELM-PID actuel sur les cinq scénarios.</w:t>
+        <w:t xml:space="preserve">Le réseau ELM pèse peu dans le résultat (section 5.5.3). Sur S10, un jacobien constant fait aussi bien que lui (écart non séparé), la mise à jour en ligne OS-ELM [Liang et al., 2006] n'apporte rien de mesurable, et la corrélation entre les logarithmes du jacobien du réseau et du jacobien vrai vaut −0,04. On peut chercher un identificateur dont le jacobien ∂ŷ/∂d̄ (équation (4.5)) suive vraiment le jacobien vrai. Le réseau actuel ne voit que des moyennes par fenêtre : la tension mesurée sur les deux fenêtres précédentes, le rapport cyclique sur la fenêtre courante et les deux précédentes ; une entrée de plus, le courant de l'inductance par exemple, est une piste à tester, pas un résultat acquis. Son jacobien serait comparé au jacobien vrai sur les mêmes 4 615 fenêtres de contrôle, puis l'ablation de la section 5.5.3 serait refaite. L'autre option est d'assumer une loi à jacobien constant, sans réseau à apprendre, et de la juger contre l'ELM-PID actuel sur les cinq scénarios.</w:t>
       </w:r>
     </w:p>
     <w:p>

--- a/REDACTION/chapitre6/Chapitre6_Perspectives_et_extension.docx
+++ b/REDACTION/chapitre6/Chapitre6_Perspectives_et_extension.docx
@@ -20,7 +20,7 @@
     </w:p>
     <w:p>
       <w:r>
-        <w:t xml:space="preserve">Le chapitre 5 s'est terminé sur des questions laissées ouvertes (section 5.6). Nous les reprenons ici une à une : pour chacune, la limite constatée, le travail à faire et la grandeur qui permettra de le juger. La méthode ne change pas. Les critères et les prévisions seront écrits avant le calcul, et aucun réglage ne sera fait sur les essais de jugement.</w:t>
+        <w:t xml:space="preserve">Le chapitre 5 s'est terminé sur des questions laissées ouvertes (section 5.6). Nous les reprenons ici une à une : pour chacune, la limite constatée, le travail à faire et la grandeur qui permettra de le juger. La méthode ne change pas. Les critères et les prévisions seront écrits avant le calcul, et aucun réglage ne sera fait sur les onze essais de développement.</w:t>
       </w:r>
     </w:p>
     <w:p>

--- a/REDACTION/chapitre6/Chapitre6_Perspectives_et_extension.docx
+++ b/REDACTION/chapitre6/Chapitre6_Perspectives_et_extension.docx
@@ -99,7 +99,7 @@
     </w:p>
     <w:p>
       <w:r>
-        <w:t xml:space="preserve">Un scénario de dynamique non linéaire, défini à partir de la physique avant tout calcul, a été envisagé pendant le travail mais n'a pas été simulé : excursions à travers la conduction discontinue, tension d'entrée de 150 à 240 V et sauts de consigne, sans retour au point nominal. On y mesurerait les grandeurs du chapitre 5 (IAE, retour dans ±1 V, temps en butée), avec la même règle de séparation, et le résultat serait publié quel qu'il soit.</w:t>
+        <w:t xml:space="preserve">Un scénario de dynamique non linéaire, défini à partir de la physique avant tout calcul, a été envisagé pendant le travail mais n'a pas été simulé : excursions à travers la conduction discontinue, qui, en régime établi, demandent une charge de plusieurs centaines d'ohms (section 3.2), tension d'entrée de 150 à 240 V et sauts de consigne, sans retour au point nominal. On y mesurerait les grandeurs du chapitre 5 (IAE, retour dans ±1 V, temps en butée), avec la même règle de séparation, et le résultat serait publié quel qu'il soit.</w:t>
       </w:r>
     </w:p>
     <w:p>
